--- a/menina_elefante/saidas/A_Menina_Elefante_V3_Parte_VI.docx
+++ b/menina_elefante/saidas/A_Menina_Elefante_V3_Parte_VI.docx
@@ -206,7 +206,7 @@
     </w:p>
     <w:p>
       <w:r>
-        <w:t xml:space="preserve">Eu tinha virado uma coisa que eu não sabia nomear. Uma mulher que acordava com o celular, que almoçava com o celular, que dormia com o celular embaixo do travesseiro, vibrando. Uma mãe que tratava as três filhas com a mesma fórmula, a mesma caixinha, o mesmo tom, a mesma pressa, porque não tinha tempo de descobrir o que cada uma precisava. A Mity, com nove anos, respondia com monossílabos e fechava a porta do quarto. A Ayumi chorava por coisas que eu achava pequenas. A Tiemi, ainda bebê, chamava a moça da creche de mamãe, uma vez, por engano, e eu ri na hora e chorei no carro.</w:t>
+        <w:t xml:space="preserve">Eu tinha virado uma coisa que eu não sabia nomear. Uma mulher que acordava com o celular, que almoçava com o celular, que dormia com o celular embaixo do travesseiro, vibrando. Uma mãe que tratava as três filhas com a mesma fórmula, a mesma caixinha, o mesmo tom, a mesma pressa, porque não tinha tempo de descobrir o que cada uma precisava. A Ayumi, com nove anos, respondia com monossílabos e fechava a porta do quarto. A Mity chorava por coisas que eu achava pequenas. A Tiemi, ainda bebê, chamava a moça da creche de mamãe, uma vez, por engano, e eu ri na hora e chorei no carro.</w:t>
       </w:r>
     </w:p>
     <w:p>

--- a/menina_elefante/saidas/A_Menina_Elefante_V3_Parte_VI.docx
+++ b/menina_elefante/saidas/A_Menina_Elefante_V3_Parte_VI.docx
@@ -206,7 +206,7 @@
     </w:p>
     <w:p>
       <w:r>
-        <w:t xml:space="preserve">Eu tinha virado uma coisa que eu não sabia nomear. Uma mulher que acordava com o celular, que almoçava com o celular, que dormia com o celular embaixo do travesseiro, vibrando. Uma mãe que tratava as três filhas com a mesma fórmula, a mesma caixinha, o mesmo tom, a mesma pressa, porque não tinha tempo de descobrir o que cada uma precisava. A Ayumi, com nove anos, respondia com monossílabos e fechava a porta do quarto. A Mity chorava por coisas que eu achava pequenas. A Tiemi, ainda bebê, chamava a moça da creche de mamãe, uma vez, por engano, e eu ri na hora e chorei no carro.</w:t>
+        <w:t xml:space="preserve">Eu tinha virado uma coisa que eu não sabia nomear. Uma mulher que acordava com o celular, que almoçava com o celular, que dormia com o celular embaixo do travesseiro, vibrando. Uma mãe que tratava as três filhas com a mesma fórmula, a mesma caixinha, o mesmo tom, a mesma pressa, porque não tinha tempo de descobrir o que cada uma precisava. A Ayumi, com nove anos, respondia com monossílabos e fechava a porta do quarto. A Mity chorava por coisas que eu achava pequenas. A Tiemi, ainda bebê, quando caía, corria chorando para a Ayumi, chamando "Juju", o apelido que tinha inventado para a irmã, e não para mim, e eu ri na hora e chorei no carro.</w:t>
       </w:r>
     </w:p>
     <w:p>
@@ -2091,7 +2091,7 @@
     </w:p>
     <w:p>
       <w:r>
-        <w:t xml:space="preserve">Oito países. Cursos, imersões, eventos, fotos bonitas em todos os lugares. E uma empresa nova, só minha, que eu comecei a montar no meio do ano, sem pedir licença a ninguém, com a mesma certeza com que tinha comprado o curso de oito mil reais às duas da manhã. Quando eu quero, eu quero. E agora.</w:t>
+        <w:t xml:space="preserve">Oito países. Cursos, imersões, eventos, fotos bonitas em todos os lugares. Em junho, passei um mês no Brasil, numa imersão, e voltei cheia de planos. E uma empresa nova, só minha, que eu comecei a montar no meio do ano, sem pedir licença a ninguém, com a mesma certeza com que tinha comprado o curso de oito mil reais às duas da manhã. Quando eu quero, eu quero. E agora.</w:t>
       </w:r>
     </w:p>
     <w:p>
@@ -2195,7 +2195,7 @@
     </w:p>
     <w:p>
       <w:r>
-        <w:t xml:space="preserve">Nas semanas seguintes, a gente continuou trabalhando junto. Continuou respondendo cliente, levando as meninas na escola, jantando na mesma mesa. Mas falava só o necessário, pelo celular, mesmo estando na mesma casa. Em novembro, eu comprei uma passagem para o Brasil, para um curso de uma semana em São Paulo. Contei a ele depois de comprar. Ele disse "tudo bem", com a mesma voz com que tinha dito "tudo bem" no tempo do "então escolhe". Uma amiga da igreja, a Lê, ficou com as meninas.</w:t>
+        <w:t xml:space="preserve">Nas semanas seguintes, a gente continuou trabalhando junto. Continuou respondendo cliente, levando as meninas na escola, jantando na mesma mesa. Mas falava só o necessário, pelo celular, mesmo estando na mesma casa. Em novembro, eu comprei uma passagem para o Brasil, para mais uma imersão, e para ficar um mês. Contei a ele depois de comprar. Ele disse "tudo bem", com a mesma voz com que tinha dito "tudo bem" no tempo do "então escolhe". Uma amiga da igreja, a Lê, ficou com as meninas.</w:t>
       </w:r>
     </w:p>
     <w:p>
@@ -2351,7 +2351,7 @@
         <w:ind w:firstLine="0"/>
       </w:pPr>
       <w:r>
-        <w:t xml:space="preserve">No sábado depois do curso, fui ver meu pai.</w:t>
+        <w:t xml:space="preserve">Num sábado, no meio da imersão, fui ver meu pai.</w:t>
       </w:r>
     </w:p>
     <w:p>
@@ -2435,7 +2435,7 @@
     </w:p>
     <w:p>
       <w:r>
-        <w:t xml:space="preserve">Eu cheguei falando. Falei do curso, das coisas que eu ia mudar, do que o Kousuke devia entender, do que o Kousuke não entendia, da sala, do contrato, do travesseiro no sofá. Falei vinte minutos sem parar, enquanto minha mãe mexia a panela e o Marcos mexia o café.</w:t>
+        <w:t xml:space="preserve">Eu cheguei falando. Falei da imersão, das coisas que eu ia mudar, do que o Kousuke devia entender, do que o Kousuke não entendia, da sala, do contrato, do travesseiro no sofá. Falei vinte minutos sem parar, enquanto minha mãe mexia a panela e o Marcos mexia o café.</w:t>
       </w:r>
     </w:p>
     <w:p>

--- a/menina_elefante/saidas/A_Menina_Elefante_V3_Parte_VI.docx
+++ b/menina_elefante/saidas/A_Menina_Elefante_V3_Parte_VI.docx
@@ -206,7 +206,7 @@
     </w:p>
     <w:p>
       <w:r>
-        <w:t xml:space="preserve">Eu tinha virado uma coisa que eu não sabia nomear. Uma mulher que acordava com o celular, que almoçava com o celular, que dormia com o celular embaixo do travesseiro, vibrando. Uma mãe que tratava as três filhas com a mesma fórmula, a mesma caixinha, o mesmo tom, a mesma pressa, porque não tinha tempo de descobrir o que cada uma precisava. A Ayumi, com nove anos, respondia com monossílabos e fechava a porta do quarto. A Mity chorava por coisas que eu achava pequenas. A Tiemi, ainda bebê, quando caía, corria chorando para a Ayumi, chamando "Juju", o apelido que tinha inventado para a irmã, e não para mim, e eu ri na hora e chorei no carro.</w:t>
+        <w:t xml:space="preserve">Eu tinha virado uma coisa que eu não sabia nomear. Uma mulher que acordava com o celular, que almoçava com o celular, que dormia com o celular embaixo do travesseiro, vibrando. Uma mãe que tratava as três filhas com a mesma fórmula, a mesma caixinha, o mesmo tom, a mesma pressa, porque não tinha tempo de descobrir o que cada uma precisava. A Ayumi, com nove anos, respondia com monossílabos e fechava a porta do quarto. A Mity chorava por coisas que eu achava pequenas. A Tiemi, ainda bebê, quando caía, corria chorando para a Ayumi, chamando "mamãe Juju", o nome que tinha inventado para a irmã, e não para mim, e eu ri na hora e chorei no carro.</w:t>
       </w:r>
     </w:p>
     <w:p>
@@ -2195,7 +2195,7 @@
     </w:p>
     <w:p>
       <w:r>
-        <w:t xml:space="preserve">Nas semanas seguintes, a gente continuou trabalhando junto. Continuou respondendo cliente, levando as meninas na escola, jantando na mesma mesa. Mas falava só o necessário, pelo celular, mesmo estando na mesma casa. Em novembro, eu comprei uma passagem para o Brasil, para mais uma imersão, e para ficar um mês. Contei a ele depois de comprar. Ele disse "tudo bem", com a mesma voz com que tinha dito "tudo bem" no tempo do "então escolhe". Uma amiga da igreja, a Lê, ficou com as meninas.</w:t>
+        <w:t xml:space="preserve">Nas semanas seguintes, a gente continuou trabalhando junto. Continuou respondendo cliente, levando as meninas na escola, jantando na mesma mesa. Mas falava só o necessário, pelo celular, mesmo estando na mesma casa. Em novembro, eu comprei uma passagem para o Brasil, para a imersão do Pablo Marçal, e para ficar um mês. Contei a ele depois de comprar. Ele disse "tudo bem", com a mesma voz com que tinha dito "tudo bem" no tempo do "então escolhe". Uma amiga da igreja, a Lê, ficou com as meninas.</w:t>
       </w:r>
     </w:p>
     <w:p>

--- a/menina_elefante/saidas/A_Menina_Elefante_V3_Parte_VI.docx
+++ b/menina_elefante/saidas/A_Menina_Elefante_V3_Parte_VI.docx
@@ -1597,7 +1597,7 @@
     </w:p>
     <w:p>
       <w:r>
-        <w:t xml:space="preserve">No carro, a caminho, ele dirigiu calado. A Tiemi dormia na cadeirinha, de boca aberta, com o gorro rosa caído sobre um olho. Eu passei a primeira hora respondendo mensagens de clientes e a segunda falando sobre uma ideia nova, uma empresa só minha, que eu queria abrir naquele ano. Falei de nome, de logotipo, de sala comercial. Ele ouvia, com as duas mãos no volante, olhando a estrada.</w:t>
+        <w:t xml:space="preserve">No carro, a caminho, ele dirigiu calado. A Tiemi dormia na cadeirinha, de boca aberta, com o gorro rosa caído sobre um olho. Eu passei a primeira hora respondendo mensagens de clientes e a segunda falando sobre uma ideia nova, uma empresa só minha, que eu queria abrir naquele ano. Falei de nome, de logotipo, de um time de marketing, de um time comercial, de uma sala perto da estação. Ele ouvia, com as duas mãos no volante, olhando a estrada.</w:t>
       </w:r>
     </w:p>
     <w:p>
@@ -2096,12 +2096,12 @@
     </w:p>
     <w:p>
       <w:r>
-        <w:t xml:space="preserve">Em outubro, eu assinei o contrato de aluguel de uma sala comercial para essa empresa. Uma sala pequena, clara, no segundo andar de um prédio perto da estação. Assinei numa terça-feira, com o carimbo que eu tinha finalmente aprendido a usar, e deixei a cópia do contrato no porta-luvas do carro, porque ia contar ao Kousuke no fim de semana, quando tivesse tempo.</w:t>
-      </w:r>
-    </w:p>
-    <w:p>
-      <w:r>
-        <w:t xml:space="preserve">Ele achou o contrato na quinta, procurando o recibo do pedágio.</w:t>
+        <w:t xml:space="preserve">Em outubro, eu já tinha a empresa inteira desenhada numa folha. Um organograma feito no computador, com quadradinhos e setas: o meu nome em cima e, embaixo, um time de marketing e um time comercial, cada um com as suas vagas, os salários numa coluna ao lado e, no rodapé, o preço de uma sala pequena e clara perto da estação, que eu tinha ido ver "só para ter uma ideia". Ainda não tinha contratado ninguém. Ainda não tinha alugado nada. Mas, na minha cabeça, já estava tudo pronto, e eu ia contar ao Kousuke no fim de semana, quando tivesse tempo.</w:t>
+      </w:r>
+    </w:p>
+    <w:p>
+      <w:r>
+        <w:t xml:space="preserve">Ele achou a folha na quinta, na bandeja da impressora, procurando a declaração de um cliente.</w:t>
       </w:r>
     </w:p>
     <w:p>
@@ -2120,7 +2120,7 @@
         <w:ind w:firstLine="0"/>
       </w:pPr>
       <w:r>
-        <w:t xml:space="preserve">Eu estava na cozinha quando ele entrou com o papel na mão. As meninas dormiam. A louça do jantar estava na pia, esperando. Ele pôs o contrato em cima da mesa, alisou a dobra com a palma da mão, e ficou de pé, olhando para ele.</w:t>
+        <w:t xml:space="preserve">Eu estava na cozinha quando ele entrou com a folha na mão. As meninas dormiam. A louça do jantar estava na pia, esperando. Ele pôs a folha em cima da mesa, alisou a dobra com a palma da mão, e ficou de pé, olhando para ele.</w:t>
       </w:r>
     </w:p>
     <w:p>
@@ -2135,7 +2135,7 @@
     </w:p>
     <w:p>
       <w:r>
-        <w:t xml:space="preserve">— Você assinou na terça.</w:t>
+        <w:t xml:space="preserve">— A data aqui é de terça.</w:t>
       </w:r>
     </w:p>
     <w:p>
@@ -2150,12 +2150,12 @@
     </w:p>
     <w:p>
       <w:r>
-        <w:t xml:space="preserve">Eu comecei a explicar. Tinha a explicação pronta, como sempre: o preço bom, a localização, o prazo curto, a oportunidade que não ia esperar, a planilha que eu mesma tinha feito e que fechava. Falei sem parar, com a voz subindo, do jeito que eu falava no tempo do recado de estatística. Ele deixou eu falar. Sempre deixava.</w:t>
-      </w:r>
-    </w:p>
-    <w:p>
-      <w:r>
-        <w:t xml:space="preserve">Quando eu parei, ele não respondeu nada sobre a sala.</w:t>
+        <w:t xml:space="preserve">Eu comecei a explicar. Tinha a explicação pronta, como sempre: o mercado crescendo, as pessoas certas para cada vaga, a oportunidade que não ia esperar, a planilha que eu mesma tinha feito e que fechava. Falei sem parar, com a voz subindo, do jeito que eu falava no tempo do recado de estatística. Ele deixou eu falar. Sempre deixava.</w:t>
+      </w:r>
+    </w:p>
+    <w:p>
+      <w:r>
+        <w:t xml:space="preserve">Quando eu parei, ele não respondeu nada sobre a empresa.</w:t>
       </w:r>
     </w:p>
     <w:p>
@@ -2180,7 +2180,7 @@
     </w:p>
     <w:p>
       <w:r>
-        <w:t xml:space="preserve">— Eu cansei, Lu. — Ele pôs as duas mãos na mesa, dos dois lados do contrato. — Eu cansei de andar atrás. Eu queria andar do lado. Você não deixa. Você nunca deixou ninguém fazer nada por você. Nem eu.</w:t>
+        <w:t xml:space="preserve">— Eu cansei, Lu. — Ele pôs as duas mãos na mesa, dos dois lados da folha. — Eu cansei de andar atrás. Eu queria andar do lado. Você não deixa. Você nunca deixou ninguém fazer nada por você. Nem eu.</w:t>
       </w:r>
     </w:p>
     <w:p>
@@ -2435,7 +2435,7 @@
     </w:p>
     <w:p>
       <w:r>
-        <w:t xml:space="preserve">Eu cheguei falando. Falei da imersão, das coisas que eu ia mudar, do que o Kousuke devia entender, do que o Kousuke não entendia, da sala, do contrato, do travesseiro no sofá. Falei vinte minutos sem parar, enquanto minha mãe mexia a panela e o Marcos mexia o café.</w:t>
+        <w:t xml:space="preserve">Eu cheguei falando. Falei da imersão, das coisas que eu ia mudar, do que o Kousuke devia entender, do que o Kousuke não entendia, da empresa, do organograma, do travesseiro no sofá. Falei vinte minutos sem parar, enquanto minha mãe mexia a panela e o Marcos mexia o café.</w:t>
       </w:r>
     </w:p>
     <w:p>

--- a/menina_elefante/saidas/A_Menina_Elefante_V3_Parte_VI.docx
+++ b/menina_elefante/saidas/A_Menina_Elefante_V3_Parte_VI.docx
@@ -1597,7 +1597,7 @@
     </w:p>
     <w:p>
       <w:r>
-        <w:t xml:space="preserve">No carro, a caminho, ele dirigiu calado. A Tiemi dormia na cadeirinha, de boca aberta, com o gorro rosa caído sobre um olho. Eu passei a primeira hora respondendo mensagens de clientes e a segunda falando sobre uma ideia nova, uma empresa só minha, que eu queria abrir naquele ano. Falei de nome, de logotipo, de um time de marketing, de um time comercial, de uma sala perto da estação. Ele ouvia, com as duas mãos no volante, olhando a estrada.</w:t>
+        <w:t xml:space="preserve">No carro, a caminho, ele dirigiu calado. A Tiemi dormia na cadeirinha, de boca aberta, com o gorro rosa caído sobre um olho. Eu passei a primeira hora respondendo mensagens de clientes e a segunda falando sobre uma ideia nova, uma empresa só minha, que eu queria abrir naquele ano. Falei de nome, de logotipo, das pessoas que eu queria chamar para o marketing e para o comercial. Ele ouvia, com as duas mãos no volante, olhando a estrada.</w:t>
       </w:r>
     </w:p>
     <w:p>
@@ -2096,12 +2096,12 @@
     </w:p>
     <w:p>
       <w:r>
-        <w:t xml:space="preserve">Em outubro, eu já tinha a empresa inteira desenhada numa folha. Um organograma feito no computador, com quadradinhos e setas: o meu nome em cima e, embaixo, um time de marketing e um time comercial, cada um com as suas vagas, os salários numa coluna ao lado e, no rodapé, o preço de uma sala pequena e clara perto da estação, que eu tinha ido ver "só para ter uma ideia". Ainda não tinha contratado ninguém. Ainda não tinha alugado nada. Mas, na minha cabeça, já estava tudo pronto, e eu ia contar ao Kousuke no fim de semana, quando tivesse tempo.</w:t>
-      </w:r>
-    </w:p>
-    <w:p>
-      <w:r>
-        <w:t xml:space="preserve">Ele achou a folha na quinta, na bandeja da impressora, procurando a declaração de um cliente.</w:t>
+        <w:t xml:space="preserve">Eu não fiz plano no papel. Nunca fui de fazer. Em outubro, eu já tinha conversado com todo mundo: com a moça que ia cuidar do marketing, com os dois rapazes que iam formar o time comercial, com uma cliente antiga que eu queria trazer para o atendimento. Cada conversa num café diferente, cada uma com a mesma certeza. Eu ainda não tinha contratado ninguém nem alugado sala nenhuma, mas na minha cabeça a empresa já existia, com as pessoas sentadas nos seus lugares. Ia contar ao Kousuke no fim de semana, quando tivesse tempo.</w:t>
+      </w:r>
+    </w:p>
+    <w:p>
+      <w:r>
+        <w:t xml:space="preserve">Ele soube na quinta, por um dos rapazes, que mandou uma mensagem perguntando se devia mesmo pedir demissão do emprego.</w:t>
       </w:r>
     </w:p>
     <w:p>
@@ -2120,7 +2120,7 @@
         <w:ind w:firstLine="0"/>
       </w:pPr>
       <w:r>
-        <w:t xml:space="preserve">Eu estava na cozinha quando ele entrou com a folha na mão. As meninas dormiam. A louça do jantar estava na pia, esperando. Ele pôs a folha em cima da mesa, alisou a dobra com a palma da mão, e ficou de pé, olhando para ele.</w:t>
+        <w:t xml:space="preserve">Eu estava na cozinha quando ele entrou com o celular na mão. As meninas dormiam. A louça do jantar estava na pia, esperando. Ele pôs o celular em cima da mesa, com a mensagem aberta, virado para mim, e ficou de pé, olhando para a tela.</w:t>
       </w:r>
     </w:p>
     <w:p>
@@ -2135,7 +2135,7 @@
     </w:p>
     <w:p>
       <w:r>
-        <w:t xml:space="preserve">— A data aqui é de terça.</w:t>
+        <w:t xml:space="preserve">— Ele disse que você conversou com ele na terça. E com os outros antes.</w:t>
       </w:r>
     </w:p>
     <w:p>
@@ -2180,7 +2180,7 @@
     </w:p>
     <w:p>
       <w:r>
-        <w:t xml:space="preserve">— Eu cansei, Lu. — Ele pôs as duas mãos na mesa, dos dois lados da folha. — Eu cansei de andar atrás. Eu queria andar do lado. Você não deixa. Você nunca deixou ninguém fazer nada por você. Nem eu.</w:t>
+        <w:t xml:space="preserve">— Eu cansei, Lu. — Ele pôs as duas mãos na mesa, dos dois lados do celular. — Eu cansei de andar atrás. Eu queria andar do lado. Você não deixa. Você nunca deixou ninguém fazer nada por você. Nem eu.</w:t>
       </w:r>
     </w:p>
     <w:p>
@@ -2435,7 +2435,7 @@
     </w:p>
     <w:p>
       <w:r>
-        <w:t xml:space="preserve">Eu cheguei falando. Falei da imersão, das coisas que eu ia mudar, do que o Kousuke devia entender, do que o Kousuke não entendia, da empresa, do organograma, do travesseiro no sofá. Falei vinte minutos sem parar, enquanto minha mãe mexia a panela e o Marcos mexia o café.</w:t>
+        <w:t xml:space="preserve">Eu cheguei falando. Falei da imersão, das coisas que eu ia mudar, do que o Kousuke devia entender, do que o Kousuke não entendia, da empresa, das pessoas que eu já tinha chamado, do travesseiro no sofá. Falei vinte minutos sem parar, enquanto minha mãe mexia a panela e o Marcos mexia o café.</w:t>
       </w:r>
     </w:p>
     <w:p>

--- a/menina_elefante/saidas/A_Menina_Elefante_V3_Parte_VI.docx
+++ b/menina_elefante/saidas/A_Menina_Elefante_V3_Parte_VI.docx
@@ -2150,7 +2150,7 @@
     </w:p>
     <w:p>
       <w:r>
-        <w:t xml:space="preserve">Eu comecei a explicar. Tinha a explicação pronta, como sempre: o mercado crescendo, as pessoas certas para cada vaga, a oportunidade que não ia esperar, a planilha que eu mesma tinha feito e que fechava. Falei sem parar, com a voz subindo, do jeito que eu falava no tempo do recado de estatística. Ele deixou eu falar. Sempre deixava.</w:t>
+        <w:t xml:space="preserve">Eu comecei a explicar. Tinha a explicação pronta, como sempre: o mercado crescendo, as pessoas certas para cada lugar, a oportunidade que não ia esperar, o jeito como cada um tinha topado na hora, no café, sem pensar duas vezes. Falei sem parar, com a voz subindo, do jeito que eu falava no tempo do recado de estatística. Ele deixou eu falar. Sempre deixava.</w:t>
       </w:r>
     </w:p>
     <w:p>

--- a/menina_elefante/saidas/A_Menina_Elefante_V3_Parte_VI.docx
+++ b/menina_elefante/saidas/A_Menina_Elefante_V3_Parte_VI.docx
@@ -207,6 +207,70 @@
     <w:p>
       <w:r>
         <w:t xml:space="preserve">Eu tinha virado uma coisa que eu não sabia nomear. Uma mulher que acordava com o celular, que almoçava com o celular, que dormia com o celular embaixo do travesseiro, vibrando. Uma mãe que tratava as três filhas com a mesma fórmula, a mesma caixinha, o mesmo tom, a mesma pressa, porque não tinha tempo de descobrir o que cada uma precisava. A Ayumi, com nove anos, respondia com monossílabos e fechava a porta do quarto. A Mity chorava por coisas que eu achava pequenas. A Tiemi, ainda bebê, quando caía, corria chorando para a Ayumi, chamando "mamãe Juju", o nome que tinha inventado para a irmã, e não para mim, e eu ri na hora e chorei no carro.</w:t>
+      </w:r>
+    </w:p>
+    <w:p>
+      <w:pPr>
+        <w:keepNext/>
+        <w:spacing w:before="200" w:after="200"/>
+        <w:ind w:firstLine="0"/>
+        <w:jc w:val="center"/>
+      </w:pPr>
+      <w:r>
+        <w:t xml:space="preserve">*   *   *</w:t>
+      </w:r>
+    </w:p>
+    <w:p>
+      <w:pPr>
+        <w:ind w:firstLine="0"/>
+      </w:pPr>
+      <w:r>
+        <w:t xml:space="preserve">A gente começou a brigar um dia sim e outro não.</w:t>
+      </w:r>
+    </w:p>
+    <w:p>
+      <w:r>
+        <w:t xml:space="preserve">No começo, não eram brigas grandes. Eram por horário, por cliente, por quem tinha esquecido de mandar o documento para o banco, por quem tinha marcado duas visitas no mesmo sábado. Depois ficaram do tamanho de tudo. Eu dizia que ele era lento. Ele dizia que eu atropelava. Eu dizia que, se eu não fizesse, ninguém fazia. Ele parava de responder no meio da frase, e o silêncio dele me dava mais raiva do que qualquer coisa que ele pudesse dizer.</w:t>
+      </w:r>
+    </w:p>
+    <w:p>
+      <w:r>
+        <w:t xml:space="preserve">E, no meio da briga, o celular tocava.</w:t>
+      </w:r>
+    </w:p>
+    <w:p>
+      <w:r>
+        <w:t xml:space="preserve">Eu atendia com outra voz. "Oi, tudo bem? Pode falar, claro." Ele, do outro lado da mesa, abria o notebook e respondia a outro cliente com uma carinha sorrindo no fim da mensagem. Numa tarde, a gente estava no meio de uma discussão dentro do carro, parado na frente da casa de uma família de Minokamo, quando a mãe abriu a porta e acenou. Nós dois descemos sorrindo. Ele carregou a pasta. Eu elogiei a cortina. Passamos uma hora sentados lado a lado no sofá deles, explicando o financiamento, passando os papéis um para o outro com cuidado, terminando as frases um do outro, como um casal de comercial de margarina. Quando a porta fechou atrás de nós, a gente entrou no carro e continuou a briga na mesma palavra em que tinha parado.</w:t>
+      </w:r>
+    </w:p>
+    <w:p>
+      <w:r>
+        <w:t xml:space="preserve">À noite era pior, porque à noite não tinha cliente para interromper.</w:t>
+      </w:r>
+    </w:p>
+    <w:p>
+      <w:r>
+        <w:t xml:space="preserve">— Meninas, para cima. Vai escovar o dente.</w:t>
+      </w:r>
+    </w:p>
+    <w:p>
+      <w:r>
+        <w:t xml:space="preserve">— Mas ainda é cedo.</w:t>
+      </w:r>
+    </w:p>
+    <w:p>
+      <w:r>
+        <w:t xml:space="preserve">— Para cima.</w:t>
+      </w:r>
+    </w:p>
+    <w:p>
+      <w:r>
+        <w:t xml:space="preserve">Elas subiam. Eu esperava a porta do quarto delas fechar, lá em cima, e só então começava, em voz baixa, uma voz que ia subindo devagar sem que eu percebesse. O Kousuke falava ainda mais baixo, que era o jeito dele de gritar. A gente achava que a escada e a porta fechada davam conta. Que criança dorme rápido. Que elas não entendiam.</w:t>
+      </w:r>
+    </w:p>
+    <w:p>
+      <w:r>
+        <w:t xml:space="preserve">Numa dessas noites, depois que ele foi para o sofá, eu subi para ver se elas estavam cobertas. A Tiemi dormia de bruços no berço. A Mity estava virada para a parede, de olhos fechados demais. E a Ayumi estava sentada na cama, no escuro, com o cobertor puxado até o queixo e o fone de ouvido nas orelhas, com o fio solto em cima do cobertor, sem estar ligado em nada.</w:t>
       </w:r>
     </w:p>
     <w:p>
@@ -413,7 +477,7 @@
           <w:sz w:val="22"/>
           <w:szCs w:val="22"/>
         </w:rPr>
-        <w:t xml:space="preserve">A Ayumi não disse nada, parada no batente. Não precisou. Os filhos quase nunca pedem com palavras. Eles ficam na porta, esperando que a gente levante os olhos da tela.</w:t>
+        <w:t xml:space="preserve">As crianças escutam. Escutam a briga atrás da porta fechada, e escutam também o sorriso que a gente monta para o cliente cinco minutos depois. A Ayumi não disse nada, parada no batente. Não precisou. Os filhos quase nunca pedem com palavras. Eles ficam na porta, esperando que a gente levante os olhos da tela.</w:t>
       </w:r>
     </w:p>
     <w:p>
@@ -555,7 +619,7 @@
     </w:p>
     <w:p>
       <w:r>
-        <w:t xml:space="preserve">Eu tinha me preparado. Durante o dia, entre uma ligação de cliente e a saída da escola, tinha feito mentalmente a lista do que contar, na ordem certa, como quem prepara a apresentação de uma casa. Idade, casada, três filhas, Japão desde quando, trabalho com o meu marido no mercado imobiliário, a gente atende brasileiros que querem comprar casa aqui. Falei tudo em uns quatro minutos. Ela não anotou nada.</w:t>
+        <w:t xml:space="preserve">Eu tinha me preparado. Durante o dia, entre uma ligação de cliente e a saída da escola, tinha feito mentalmente a lista do que contar, na ordem certa, como quem prepara a apresentação de uma casa. Idade, casada, três filhas, Japão desde quando, trabalho com o meu marido no mercado imobiliário, a gente atende brasileiros que querem comprar casa aqui, briga de vez em quando, como todo casal. Falei tudo em uns quatro minutos. Ela não anotou nada.</w:t>
       </w:r>
     </w:p>
     <w:p>
